--- a/05_Website_Angular/docs/Linaw-PH-Reviewer.docx
+++ b/05_Website_Angular/docs/Linaw-PH-Reviewer.docx
@@ -1469,7 +1469,7 @@
           <w:sz w:val="20"/>
           <w:szCs w:val="20"/>
         </w:rPr>
-        <w:t>When you add a skill, the builder asks where you used it. You must pick something already on your own resume — a job, a project, a certificate, a course. You cannot just type words.</w:t>
+        <w:t>When you add a skill, the builder asks where you used it. You must pick something already on your own resume — a job, a project, a certificate, a course, or the resume file you uploaded. You cannot just type words. The uploaded file counts so that an uploaded resume is not worth less than a typed one.</w:t>
       </w:r>
     </w:p>
     <w:p>

--- a/05_Website_Angular/docs/Linaw-PH-Reviewer.docx
+++ b/05_Website_Angular/docs/Linaw-PH-Reviewer.docx
@@ -6216,7 +6216,7 @@
                 <w:sz w:val="19"/>
                 <w:szCs w:val="19"/>
               </w:rPr>
-              <w:t>198, in 8 groups</w:t>
+              <w:t>209, in 8 groups</w:t>
             </w:r>
           </w:p>
         </w:tc>

--- a/05_Website_Angular/docs/Linaw-PH-Reviewer.docx
+++ b/05_Website_Angular/docs/Linaw-PH-Reviewer.docx
@@ -2215,7 +2215,7 @@
           <w:sz w:val="20"/>
           <w:szCs w:val="20"/>
         </w:rPr>
-        <w:t>One. It enforces our own rules by itself. An application can only be one of six things (submitted, under review, shortlisted, and so on). PostgreSQL simply refuses to store anything else. So even if we wrote a bug, a wrong value still could not get in. We have sixteen rules like that.</w:t>
+        <w:t>One. It enforces our own rules by itself. An application can only be one of ten things (applied, for scheduling, for initial interview, and so on). PostgreSQL simply refuses to store anything else. So even if we wrote a bug, a wrong value still could not get in. We have sixteen rules like that.</w:t>
       </w:r>
     </w:p>
     <w:p>
@@ -2370,7 +2370,7 @@
           <w:sz w:val="20"/>
           <w:szCs w:val="20"/>
         </w:rPr>
-        <w:t>173 automated tests in six groups. They run every time the code changes. If somebody changed the weights from 50/25/25 to something else, a test would fail — which means the numbers in your paper cannot quietly stop matching the numbers in the program.</w:t>
+        <w:t>222 automated tests in six groups. They run every time the code changes. If somebody changed the weights from 50/25/25 to something else, a test would fail — which means the numbers in your paper cannot quietly stop matching the numbers in the program.</w:t>
       </w:r>
     </w:p>
     <w:p>
@@ -6216,7 +6216,7 @@
                 <w:sz w:val="19"/>
                 <w:szCs w:val="19"/>
               </w:rPr>
-              <w:t>209, in 8 groups</w:t>
+              <w:t>222, in 10 groups</w:t>
             </w:r>
           </w:p>
         </w:tc>

--- a/05_Website_Angular/docs/Linaw-PH-Reviewer.docx
+++ b/05_Website_Angular/docs/Linaw-PH-Reviewer.docx
@@ -2370,7 +2370,7 @@
           <w:sz w:val="20"/>
           <w:szCs w:val="20"/>
         </w:rPr>
-        <w:t>222 automated tests in six groups. They run every time the code changes. If somebody changed the weights from 50/25/25 to something else, a test would fail — which means the numbers in your paper cannot quietly stop matching the numbers in the program.</w:t>
+        <w:t>222 automated tests in ten groups. They run every time the code changes. If somebody changed the weights from 50/25/25 to something else, a test would fail — which means the numbers in your paper cannot quietly stop matching the numbers in the program.</w:t>
       </w:r>
     </w:p>
     <w:p>

--- a/05_Website_Angular/docs/Linaw-PH-Reviewer.docx
+++ b/05_Website_Angular/docs/Linaw-PH-Reviewer.docx
@@ -2370,7 +2370,7 @@
           <w:sz w:val="20"/>
           <w:szCs w:val="20"/>
         </w:rPr>
-        <w:t>222 automated tests in ten groups. They run every time the code changes. If somebody changed the weights from 50/25/25 to something else, a test would fail — which means the numbers in your paper cannot quietly stop matching the numbers in the program.</w:t>
+        <w:t>228 automated tests in eleven groups. They run every time the code changes. If somebody changed the weights from 50/25/25 to something else, a test would fail — which means the numbers in your paper cannot quietly stop matching the numbers in the program.</w:t>
       </w:r>
     </w:p>
     <w:p>
@@ -6216,7 +6216,7 @@
                 <w:sz w:val="19"/>
                 <w:szCs w:val="19"/>
               </w:rPr>
-              <w:t>222, in 10 groups</w:t>
+              <w:t>228, in 11 groups</w:t>
             </w:r>
           </w:p>
         </w:tc>

--- a/05_Website_Angular/docs/Linaw-PH-Reviewer.docx
+++ b/05_Website_Angular/docs/Linaw-PH-Reviewer.docx
@@ -2257,7 +2257,7 @@
           <w:sz w:val="20"/>
           <w:szCs w:val="20"/>
         </w:rPr>
-        <w:t>THE MySQL QUESTION IS A GIFT, NOT A TRAP. Changing your mind and being able to say why is evidence you actually evaluated it instead of picking the first thing. It is also our best real example of why we used Agile: we did not know the right answer at the start.</w:t>
+        <w:t>THE MySQL QUESTION IS A GIFT, NOT A TRAP. Changing your mind and being able to say why is evidence you actually evaluated it instead of picking the first thing. It is also our best real example of a decision we made and can explain, and it is a fair comparison to why we used Agile: we did not know the right answer at the start.</w:t>
       </w:r>
     </w:p>
     <w:p>
@@ -3144,21 +3144,21 @@
           <w:sz w:val="20"/>
           <w:szCs w:val="20"/>
         </w:rPr>
-        <w:t>You have TWO methodologies. Agile is how we BUILT THE APP. Quantitative descriptive is how we DID THE STUDY. One is for the software. One is for the research. They do not compete and neither one replaces the other.</w:t>
-      </w:r>
-    </w:p>
-    <w:p>
-      <w:pPr>
-        <w:spacing w:after="260"/>
-        <w:ind w:left="900" w:right="900"/>
-        <w:jc w:val="center"/>
-      </w:pPr>
-      <w:r>
-        <w:rPr>
-          <w:sz w:val="20"/>
-          <w:szCs w:val="20"/>
-        </w:rPr>
-        <w:t>WARNING. A panelist may ask "so which is it, Agile or descriptive?" That question has no single answer, and saying so calmly is the correct reply: "Both, for different things."</w:t>
+        <w:t>You have TWO methodologies. Waterfall is how we BUILT THE APP. Quantitative descriptive is how we DID THE STUDY. One is for the software. One is for the research. They do not compete and neither one replaces the other.</w:t>
+      </w:r>
+    </w:p>
+    <w:p>
+      <w:pPr>
+        <w:spacing w:after="260"/>
+        <w:ind w:left="900" w:right="900"/>
+        <w:jc w:val="center"/>
+      </w:pPr>
+      <w:r>
+        <w:rPr>
+          <w:sz w:val="20"/>
+          <w:szCs w:val="20"/>
+        </w:rPr>
+        <w:t>WARNING. A panelist may ask "so which is it, Waterfall or descriptive?" That question has no single answer, and saying so calmly is the correct reply: "Both, for different things."</w:t>
       </w:r>
     </w:p>
     <w:p>
@@ -3166,35 +3166,35 @@
         <w:pStyle w:val="Heading2"/>
       </w:pPr>
       <w:r>
-        <w:t>Why Agile built the app</w:t>
-      </w:r>
-    </w:p>
-    <w:p>
-      <w:pPr>
-        <w:spacing w:after="260"/>
-        <w:ind w:left="900" w:right="900"/>
-        <w:jc w:val="center"/>
-      </w:pPr>
-      <w:r>
-        <w:rPr>
-          <w:sz w:val="20"/>
-          <w:szCs w:val="20"/>
-        </w:rPr>
-        <w:t>Agile means: build a piece, test it, fix it, build the next piece. The other way, called Waterfall, means: plan the whole thing perfectly first, build all of it, then test at the very end.</w:t>
-      </w:r>
-    </w:p>
-    <w:p>
-      <w:pPr>
-        <w:spacing w:after="260"/>
-        <w:ind w:left="900" w:right="900"/>
-        <w:jc w:val="center"/>
-      </w:pPr>
-      <w:r>
-        <w:rPr>
-          <w:sz w:val="20"/>
-          <w:szCs w:val="20"/>
-        </w:rPr>
-        <w:t>We chose Agile for one honest reason. We did not know the right answers when we started.</w:t>
+        <w:t>Why Waterfall built the app</w:t>
+      </w:r>
+    </w:p>
+    <w:p>
+      <w:pPr>
+        <w:spacing w:after="260"/>
+        <w:ind w:left="900" w:right="900"/>
+        <w:jc w:val="center"/>
+      </w:pPr>
+      <w:r>
+        <w:rPr>
+          <w:sz w:val="20"/>
+          <w:szCs w:val="20"/>
+        </w:rPr>
+        <w:t>Waterfall means: plan the whole thing first, build all of it in order, then test at the very end. The other way, called Agile, means build a piece, test it, fix it, build the next piece.</w:t>
+      </w:r>
+    </w:p>
+    <w:p>
+      <w:pPr>
+        <w:spacing w:after="260"/>
+        <w:ind w:left="900" w:right="900"/>
+        <w:jc w:val="center"/>
+      </w:pPr>
+      <w:r>
+        <w:rPr>
+          <w:sz w:val="20"/>
+          <w:szCs w:val="20"/>
+        </w:rPr>
+        <w:t>We chose Waterfall for one honest reason. The evaluation needed one finished, unchanging system for every respondent, and a model that changes mid-way would have given different respondents different versions.</w:t>
       </w:r>
     </w:p>
     <w:p>
@@ -3366,7 +3366,7 @@
           <w:sz w:val="20"/>
           <w:szCs w:val="20"/>
         </w:rPr>
-        <w:t>We built the system with Agile because our requirements changed as we tested, and we studied it with a quantitative descriptive design because our questions ask how many and how highly rated — not why.</w:t>
+        <w:t>We built the system with Waterfall because the evaluation needed one finished, unchanging system for every respondent, and we studied it with a quantitative descriptive design because our questions ask how many and how highly rated — not why.</w:t>
       </w:r>
     </w:p>
     <w:p>
